--- a/Ten_133.docx
+++ b/Ten_133.docx
@@ -18,7 +18,7 @@
         <w:t>Ngày chốt sổ</w:t>
       </w:r>
       <w:r>
-        <w:t xml:space="preserve"> 14/03/2024</w:t>
+        <w:t xml:space="preserve"> 05/08/2024</w:t>
       </w:r>
     </w:p>
     <w:tbl>
@@ -92,7 +92,7 @@
           </w:tcPr>
           <w:p>
             <w:r>
-              <w:t>x10</w:t>
+              <w:t>x15</w:t>
             </w:r>
           </w:p>
         </w:tc>
@@ -102,7 +102,7 @@
           </w:tcPr>
           <w:p>
             <w:r>
-              <w:t>915,000</w:t>
+              <w:t>1,372,500</w:t>
             </w:r>
           </w:p>
         </w:tc>
@@ -142,7 +142,7 @@
           </w:tcPr>
           <w:p>
             <w:r>
-              <w:t>x10</w:t>
+              <w:t>x15</w:t>
             </w:r>
           </w:p>
         </w:tc>
@@ -152,7 +152,7 @@
           </w:tcPr>
           <w:p>
             <w:r>
-              <w:t>457,500</w:t>
+              <w:t>686,250</w:t>
             </w:r>
           </w:p>
         </w:tc>
@@ -192,7 +192,7 @@
           </w:tcPr>
           <w:p>
             <w:r>
-              <w:t>x10</w:t>
+              <w:t>x15</w:t>
             </w:r>
           </w:p>
         </w:tc>
@@ -202,7 +202,7 @@
           </w:tcPr>
           <w:p>
             <w:r>
-              <w:t>403,500</w:t>
+              <w:t>605,250</w:t>
             </w:r>
           </w:p>
         </w:tc>
@@ -242,7 +242,7 @@
           </w:tcPr>
           <w:p>
             <w:r>
-              <w:t>x8</w:t>
+              <w:t>x13</w:t>
             </w:r>
           </w:p>
         </w:tc>
@@ -252,7 +252,7 @@
           </w:tcPr>
           <w:p>
             <w:r>
-              <w:t>672,000</w:t>
+              <w:t>1,092,000</w:t>
             </w:r>
           </w:p>
         </w:tc>
@@ -292,7 +292,7 @@
           </w:tcPr>
           <w:p>
             <w:r>
-              <w:t>x8</w:t>
+              <w:t>x13</w:t>
             </w:r>
           </w:p>
         </w:tc>
@@ -302,7 +302,7 @@
           </w:tcPr>
           <w:p>
             <w:r>
-              <w:t>4,140,000</w:t>
+              <w:t>6,727,500</w:t>
             </w:r>
           </w:p>
         </w:tc>
@@ -342,7 +342,7 @@
           </w:tcPr>
           <w:p>
             <w:r>
-              <w:t>x7</w:t>
+              <w:t>x12</w:t>
             </w:r>
           </w:p>
         </w:tc>
@@ -352,7 +352,7 @@
           </w:tcPr>
           <w:p>
             <w:r>
-              <w:t>361,200</w:t>
+              <w:t>619,200</w:t>
             </w:r>
           </w:p>
         </w:tc>
@@ -392,7 +392,7 @@
           </w:tcPr>
           <w:p>
             <w:r>
-              <w:t>x7</w:t>
+              <w:t>x12</w:t>
             </w:r>
           </w:p>
         </w:tc>
@@ -402,7 +402,7 @@
           </w:tcPr>
           <w:p>
             <w:r>
-              <w:t>2,499,000</w:t>
+              <w:t>4,284,000</w:t>
             </w:r>
           </w:p>
         </w:tc>
@@ -442,7 +442,7 @@
           </w:tcPr>
           <w:p>
             <w:r>
-              <w:t>x6</w:t>
+              <w:t>x11</w:t>
             </w:r>
           </w:p>
         </w:tc>
@@ -452,7 +452,7 @@
           </w:tcPr>
           <w:p>
             <w:r>
-              <w:t>718,560</w:t>
+              <w:t>1,317,360</w:t>
             </w:r>
           </w:p>
         </w:tc>
@@ -492,7 +492,7 @@
           </w:tcPr>
           <w:p>
             <w:r>
-              <w:t>x5</w:t>
+              <w:t>x10</w:t>
             </w:r>
           </w:p>
         </w:tc>
@@ -502,7 +502,7 @@
           </w:tcPr>
           <w:p>
             <w:r>
-              <w:t>2,007,000</w:t>
+              <w:t>4,014,000</w:t>
             </w:r>
           </w:p>
         </w:tc>
@@ -542,7 +542,7 @@
           </w:tcPr>
           <w:p>
             <w:r>
-              <w:t>x5</w:t>
+              <w:t>x10</w:t>
             </w:r>
           </w:p>
         </w:tc>
@@ -552,7 +552,7 @@
           </w:tcPr>
           <w:p>
             <w:r>
-              <w:t>1,807,500</w:t>
+              <w:t>3,615,000</w:t>
             </w:r>
           </w:p>
         </w:tc>
@@ -592,7 +592,7 @@
           </w:tcPr>
           <w:p>
             <w:r>
-              <w:t>x4</w:t>
+              <w:t>x9</w:t>
             </w:r>
           </w:p>
         </w:tc>
@@ -602,7 +602,7 @@
           </w:tcPr>
           <w:p>
             <w:r>
-              <w:t>1,455,000</w:t>
+              <w:t>3,273,750</w:t>
             </w:r>
           </w:p>
         </w:tc>
@@ -642,7 +642,7 @@
           </w:tcPr>
           <w:p>
             <w:r>
-              <w:t>x4</w:t>
+              <w:t>x9</w:t>
             </w:r>
           </w:p>
         </w:tc>
@@ -652,7 +652,7 @@
           </w:tcPr>
           <w:p>
             <w:r>
-              <w:t>348,000</w:t>
+              <w:t>783,000</w:t>
             </w:r>
           </w:p>
         </w:tc>
@@ -692,7 +692,7 @@
           </w:tcPr>
           <w:p>
             <w:r>
-              <w:t>x3</w:t>
+              <w:t>x8</w:t>
             </w:r>
           </w:p>
         </w:tc>
@@ -702,7 +702,7 @@
           </w:tcPr>
           <w:p>
             <w:r>
-              <w:t>58,950</w:t>
+              <w:t>157,200</w:t>
             </w:r>
           </w:p>
         </w:tc>
@@ -742,7 +742,7 @@
           </w:tcPr>
           <w:p>
             <w:r>
-              <w:t>x3</w:t>
+              <w:t>x8</w:t>
             </w:r>
           </w:p>
         </w:tc>
@@ -752,7 +752,7 @@
           </w:tcPr>
           <w:p>
             <w:r>
-              <w:t>72,000</w:t>
+              <w:t>192,000</w:t>
             </w:r>
           </w:p>
         </w:tc>
@@ -792,7 +792,7 @@
           </w:tcPr>
           <w:p>
             <w:r>
-              <w:t>x3</w:t>
+              <w:t>x8</w:t>
             </w:r>
           </w:p>
         </w:tc>
@@ -802,7 +802,7 @@
           </w:tcPr>
           <w:p>
             <w:r>
-              <w:t>566,550</w:t>
+              <w:t>1,510,800</w:t>
             </w:r>
           </w:p>
         </w:tc>
@@ -842,7 +842,7 @@
           </w:tcPr>
           <w:p>
             <w:r>
-              <w:t>x3</w:t>
+              <w:t>x8</w:t>
             </w:r>
           </w:p>
         </w:tc>
@@ -852,7 +852,7 @@
           </w:tcPr>
           <w:p>
             <w:r>
-              <w:t>115,200</w:t>
+              <w:t>307,200</w:t>
             </w:r>
           </w:p>
         </w:tc>
@@ -892,7 +892,7 @@
           </w:tcPr>
           <w:p>
             <w:r>
-              <w:t>x2</w:t>
+              <w:t>x7</w:t>
             </w:r>
           </w:p>
         </w:tc>
@@ -902,7 +902,7 @@
           </w:tcPr>
           <w:p>
             <w:r>
-              <w:t>21,600</w:t>
+              <w:t>75,600</w:t>
             </w:r>
           </w:p>
         </w:tc>
@@ -942,7 +942,7 @@
           </w:tcPr>
           <w:p>
             <w:r>
-              <w:t>x2</w:t>
+              <w:t>x7</w:t>
             </w:r>
           </w:p>
         </w:tc>
@@ -952,7 +952,7 @@
           </w:tcPr>
           <w:p>
             <w:r>
-              <w:t>72,000</w:t>
+              <w:t>252,000</w:t>
             </w:r>
           </w:p>
         </w:tc>
@@ -992,7 +992,7 @@
           </w:tcPr>
           <w:p>
             <w:r>
-              <w:t>x2</w:t>
+              <w:t>x7</w:t>
             </w:r>
           </w:p>
         </w:tc>
@@ -1002,7 +1002,7 @@
           </w:tcPr>
           <w:p>
             <w:r>
-              <w:t>38,400</w:t>
+              <w:t>134,400</w:t>
             </w:r>
           </w:p>
         </w:tc>
@@ -1050,7 +1050,7 @@
           </w:tcPr>
           <w:p>
             <w:r>
-              <w:t>16,728,960</w:t>
+              <w:t>31,019,010</w:t>
             </w:r>
           </w:p>
         </w:tc>
@@ -1060,7 +1060,7 @@
           </w:tcPr>
           <w:p>
             <w:r>
-              <w:t>= 111,995,960</w:t>
+              <w:t>= 126,286,010</w:t>
             </w:r>
           </w:p>
         </w:tc>
